--- a/assets/libreoffice_writ_njc/f0e1ab09-6fbd-4b2c-a67f-ebc8717462c3/Guide_L3_05.docx
+++ b/assets/libreoffice_writ_njc/f0e1ab09-6fbd-4b2c-a67f-ebc8717462c3/Guide_L3_05.docx
@@ -7,15 +7,19 @@
         <w:pStyle w:val="Title"/>
         <w:jc w:val="center"/>
         <w:rPr>
-          <w:b/>
-          <w:b/>
-          <w:bCs/>
+          <w:b w:val="false"/>
+          <w:b w:val="false"/>
+          <w:bCs w:val="false"/>
+          <w:sz w:val="48"/>
+          <w:szCs w:val="48"/>
         </w:rPr>
       </w:pPr>
       <w:r>
         <w:rPr>
-          <w:b/>
-          <w:bCs/>
+          <w:b w:val="false"/>
+          <w:bCs w:val="false"/>
+          <w:sz w:val="48"/>
+          <w:szCs w:val="48"/>
         </w:rPr>
         <w:t>Employee Onboarding Guide</w:t>
       </w:r>
@@ -23,15 +27,16 @@
     <w:p>
       <w:pPr>
         <w:pStyle w:val="Normal"/>
+        <w:jc w:val="left"/>
         <w:rPr>
-          <w:sz w:val="24"/>
-          <w:szCs w:val="24"/>
+          <w:sz w:val="22"/>
+          <w:szCs w:val="22"/>
         </w:rPr>
       </w:pPr>
       <w:r>
         <w:rPr>
-          <w:sz w:val="24"/>
-          <w:szCs w:val="24"/>
+          <w:sz w:val="22"/>
+          <w:szCs w:val="22"/>
         </w:rPr>
         <w:t>Welcome to InnovateTech Corp.!</w:t>
       </w:r>
@@ -40,26 +45,12 @@
       <w:pPr>
         <w:pStyle w:val="Heading1"/>
         <w:rPr>
-          <w:rFonts w:asciiTheme="majorHAnsi" w:cstheme="majorBidi" w:eastAsiaTheme="majorEastAsia" w:hAnsiTheme="majorHAnsi"/>
-          <w:b w:val="false"/>
-          <w:b w:val="false"/>
-          <w:bCs w:val="false"/>
-          <w:color w:val="006400" w:themeShade="bf"/>
-          <w:sz w:val="24"/>
-          <w:szCs w:val="24"/>
-          <w:highlight w:val="none"/>
-          <w:shd w:fill="FFFF00" w:val="clear"/>
+          <w:color w:val="127622"/>
         </w:rPr>
       </w:pPr>
       <w:r>
         <w:rPr>
-          <w:rFonts w:asciiTheme="majorHAnsi" w:cstheme="majorBidi" w:eastAsiaTheme="majorEastAsia" w:hAnsiTheme="majorHAnsi"/>
-          <w:b w:val="false"/>
-          <w:bCs w:val="false"/>
-          <w:color w:val="006400" w:themeShade="bf"/>
-          <w:sz w:val="24"/>
-          <w:szCs w:val="24"/>
-          <w:shd w:fill="FFFF00" w:val="clear"/>
+          <w:color w:val="127622"/>
         </w:rPr>
         <w:t>Week 1: Getting Started</w:t>
       </w:r>
@@ -67,15 +58,16 @@
     <w:p>
       <w:pPr>
         <w:pStyle w:val="Normal"/>
+        <w:jc w:val="left"/>
         <w:rPr>
-          <w:sz w:val="24"/>
-          <w:szCs w:val="24"/>
+          <w:sz w:val="22"/>
+          <w:szCs w:val="22"/>
         </w:rPr>
       </w:pPr>
       <w:r>
         <w:rPr>
-          <w:sz w:val="24"/>
-          <w:szCs w:val="24"/>
+          <w:sz w:val="22"/>
+          <w:szCs w:val="22"/>
         </w:rPr>
         <w:t>Complete all HR paperwork and benefits enrollment. Set up your workstation and obtain building access credentials. Attend the company orientation session on Monday at 9 AM. Meet your team members and direct manager for introductions.</w:t>
       </w:r>
@@ -84,16 +76,12 @@
       <w:pPr>
         <w:pStyle w:val="Heading1"/>
         <w:rPr>
-          <w:color w:val="006400"/>
-          <w:sz w:val="24"/>
-          <w:szCs w:val="24"/>
+          <w:color w:val="127622"/>
         </w:rPr>
       </w:pPr>
       <w:r>
         <w:rPr>
-          <w:color w:val="006400"/>
-          <w:sz w:val="24"/>
-          <w:szCs w:val="24"/>
+          <w:color w:val="127622"/>
         </w:rPr>
         <w:t>Week 2: Learning the Tools</w:t>
       </w:r>
@@ -101,15 +89,16 @@
     <w:p>
       <w:pPr>
         <w:pStyle w:val="Normal"/>
+        <w:jc w:val="left"/>
         <w:rPr>
-          <w:sz w:val="24"/>
-          <w:szCs w:val="24"/>
+          <w:sz w:val="22"/>
+          <w:szCs w:val="22"/>
         </w:rPr>
       </w:pPr>
       <w:r>
         <w:rPr>
-          <w:sz w:val="24"/>
-          <w:szCs w:val="24"/>
+          <w:sz w:val="22"/>
+          <w:szCs w:val="22"/>
         </w:rPr>
         <w:t>Complete the mandatory security awareness training module. Set up development environment following the DevOps wiki guide. Attend the architecture overview presentation. Begin shadow sessions with your assigned buddy.</w:t>
       </w:r>
@@ -117,13 +106,10 @@
     <w:p>
       <w:pPr>
         <w:pStyle w:val="Heading1"/>
+        <w:jc w:val="left"/>
         <w:rPr>
-          <w:b w:val="false"/>
-          <w:b w:val="false"/>
-          <w:bCs w:val="false"/>
-          <w:color w:val="006400"/>
-          <w:sz w:val="24"/>
-          <w:szCs w:val="24"/>
+          <w:sz w:val="22"/>
+          <w:szCs w:val="22"/>
         </w:rPr>
       </w:pPr>
       <w:r>
@@ -131,8 +117,8 @@
           <w:b w:val="false"/>
           <w:bCs w:val="false"/>
           <w:color w:val="006400"/>
-          <w:sz w:val="24"/>
-          <w:szCs w:val="24"/>
+          <w:sz w:val="22"/>
+          <w:szCs w:val="22"/>
         </w:rPr>
         <w:t>Week 3: First Contributions</w:t>
       </w:r>
@@ -140,15 +126,16 @@
     <w:p>
       <w:pPr>
         <w:pStyle w:val="Normal"/>
+        <w:jc w:val="left"/>
         <w:rPr>
-          <w:sz w:val="24"/>
-          <w:szCs w:val="24"/>
+          <w:sz w:val="22"/>
+          <w:szCs w:val="22"/>
         </w:rPr>
       </w:pPr>
       <w:r>
         <w:rPr>
-          <w:sz w:val="24"/>
-          <w:szCs w:val="24"/>
+          <w:sz w:val="22"/>
+          <w:szCs w:val="22"/>
         </w:rPr>
         <w:t>Pick up your first starter task from the sprint backlog. Attend code review sessions as an observer. Complete the coding standards certification. Submit your first pull request for team review.</w:t>
       </w:r>
@@ -156,13 +143,10 @@
     <w:p>
       <w:pPr>
         <w:pStyle w:val="Heading1"/>
+        <w:jc w:val="left"/>
         <w:rPr>
-          <w:b w:val="false"/>
-          <w:b w:val="false"/>
-          <w:bCs w:val="false"/>
-          <w:color w:val="006400"/>
-          <w:sz w:val="24"/>
-          <w:szCs w:val="24"/>
+          <w:sz w:val="22"/>
+          <w:szCs w:val="22"/>
         </w:rPr>
       </w:pPr>
       <w:r>
@@ -170,8 +154,8 @@
           <w:b w:val="false"/>
           <w:bCs w:val="false"/>
           <w:color w:val="006400"/>
-          <w:sz w:val="24"/>
-          <w:szCs w:val="24"/>
+          <w:sz w:val="22"/>
+          <w:szCs w:val="22"/>
         </w:rPr>
         <w:t>Week 4: Integration</w:t>
       </w:r>
@@ -179,17 +163,18 @@
     <w:p>
       <w:pPr>
         <w:pStyle w:val="Normal"/>
+        <w:jc w:val="left"/>
         <w:rPr>
-          <w:sz w:val="24"/>
-          <w:szCs w:val="24"/>
+          <w:sz w:val="22"/>
+          <w:szCs w:val="22"/>
         </w:rPr>
       </w:pPr>
       <w:r>
         <w:rPr>
           <w:i/>
           <w:iCs/>
-          <w:sz w:val="24"/>
-          <w:szCs w:val="24"/>
+          <w:sz w:val="22"/>
+          <w:szCs w:val="22"/>
         </w:rPr>
         <w:t>Participate fully in sprint ceremonies. Take ownership of a small feature or bug fix. Schedule your 30-day check-in with HR and your manager. Provide feedback on the o</w:t>
       </w:r>
@@ -198,35 +183,18 @@
       <w:pPr>
         <w:pStyle w:val="Normal"/>
         <w:spacing w:before="0" w:after="200"/>
+        <w:jc w:val="left"/>
         <w:rPr>
-          <w:sz w:val="24"/>
-          <w:szCs w:val="24"/>
+          <w:sz w:val="22"/>
+          <w:szCs w:val="22"/>
         </w:rPr>
       </w:pPr>
       <w:r>
         <w:rPr>
-          <w:i/>
-          <w:iCs/>
-          <w:sz w:val="24"/>
-          <w:szCs w:val="24"/>
+          <w:sz w:val="22"/>
+          <w:szCs w:val="22"/>
         </w:rPr>
         <w:t>Questions? Contact your HR representative or email onboarding@innovatetech.com</w:t>
-      </w:r>
-      <w:r>
-        <w:rPr>
-          <w:i/>
-          <w:iCs/>
-          <w:sz w:val="24"/>
-          <w:szCs w:val="24"/>
-        </w:rPr>
-        <w:t>nboarding process</w:t>
-      </w:r>
-      <w:r>
-        <w:rPr>
-          <w:sz w:val="24"/>
-          <w:szCs w:val="24"/>
-        </w:rPr>
-        <w:t>.</w:t>
       </w:r>
     </w:p>
     <w:sectPr>
@@ -271,6 +239,7 @@
         </w:tabs>
         <w:ind w:left="1080" w:hanging="360"/>
       </w:pPr>
+      <w:rPr/>
     </w:lvl>
     <w:lvl w:ilvl="2">
       <w:start w:val="1"/>
@@ -283,6 +252,7 @@
         </w:tabs>
         <w:ind w:left="1440" w:hanging="360"/>
       </w:pPr>
+      <w:rPr/>
     </w:lvl>
     <w:lvl w:ilvl="3">
       <w:start w:val="1"/>
@@ -295,6 +265,7 @@
         </w:tabs>
         <w:ind w:left="1800" w:hanging="360"/>
       </w:pPr>
+      <w:rPr/>
     </w:lvl>
     <w:lvl w:ilvl="4">
       <w:start w:val="1"/>
@@ -307,6 +278,7 @@
         </w:tabs>
         <w:ind w:left="2160" w:hanging="360"/>
       </w:pPr>
+      <w:rPr/>
     </w:lvl>
     <w:lvl w:ilvl="5">
       <w:start w:val="1"/>
@@ -319,6 +291,7 @@
         </w:tabs>
         <w:ind w:left="2520" w:hanging="360"/>
       </w:pPr>
+      <w:rPr/>
     </w:lvl>
     <w:lvl w:ilvl="6">
       <w:start w:val="1"/>
@@ -331,6 +304,7 @@
         </w:tabs>
         <w:ind w:left="2880" w:hanging="360"/>
       </w:pPr>
+      <w:rPr/>
     </w:lvl>
     <w:lvl w:ilvl="7">
       <w:start w:val="1"/>
@@ -343,6 +317,7 @@
         </w:tabs>
         <w:ind w:left="3240" w:hanging="360"/>
       </w:pPr>
+      <w:rPr/>
     </w:lvl>
     <w:lvl w:ilvl="8">
       <w:start w:val="1"/>
@@ -355,6 +330,7 @@
         </w:tabs>
         <w:ind w:left="3600" w:hanging="360"/>
       </w:pPr>
+      <w:rPr/>
     </w:lvl>
   </w:abstractNum>
   <w:abstractNum w:abstractNumId="2">
@@ -384,6 +360,7 @@
         </w:tabs>
         <w:ind w:left="1080" w:hanging="360"/>
       </w:pPr>
+      <w:rPr/>
     </w:lvl>
     <w:lvl w:ilvl="2">
       <w:start w:val="1"/>
@@ -396,6 +373,7 @@
         </w:tabs>
         <w:ind w:left="1440" w:hanging="360"/>
       </w:pPr>
+      <w:rPr/>
     </w:lvl>
     <w:lvl w:ilvl="3">
       <w:start w:val="1"/>
@@ -408,6 +386,7 @@
         </w:tabs>
         <w:ind w:left="1800" w:hanging="360"/>
       </w:pPr>
+      <w:rPr/>
     </w:lvl>
     <w:lvl w:ilvl="4">
       <w:start w:val="1"/>
@@ -420,6 +399,7 @@
         </w:tabs>
         <w:ind w:left="2160" w:hanging="360"/>
       </w:pPr>
+      <w:rPr/>
     </w:lvl>
     <w:lvl w:ilvl="5">
       <w:start w:val="1"/>
@@ -432,6 +412,7 @@
         </w:tabs>
         <w:ind w:left="2520" w:hanging="360"/>
       </w:pPr>
+      <w:rPr/>
     </w:lvl>
     <w:lvl w:ilvl="6">
       <w:start w:val="1"/>
@@ -444,6 +425,7 @@
         </w:tabs>
         <w:ind w:left="2880" w:hanging="360"/>
       </w:pPr>
+      <w:rPr/>
     </w:lvl>
     <w:lvl w:ilvl="7">
       <w:start w:val="1"/>
@@ -456,6 +438,7 @@
         </w:tabs>
         <w:ind w:left="3240" w:hanging="360"/>
       </w:pPr>
+      <w:rPr/>
     </w:lvl>
     <w:lvl w:ilvl="8">
       <w:start w:val="1"/>
@@ -468,6 +451,7 @@
         </w:tabs>
         <w:ind w:left="3600" w:hanging="360"/>
       </w:pPr>
+      <w:rPr/>
     </w:lvl>
   </w:abstractNum>
   <w:abstractNum w:abstractNumId="3">
@@ -497,6 +481,7 @@
         </w:tabs>
         <w:ind w:left="1080" w:hanging="360"/>
       </w:pPr>
+      <w:rPr/>
     </w:lvl>
     <w:lvl w:ilvl="2">
       <w:start w:val="1"/>
@@ -509,6 +494,7 @@
         </w:tabs>
         <w:ind w:left="1440" w:hanging="360"/>
       </w:pPr>
+      <w:rPr/>
     </w:lvl>
     <w:lvl w:ilvl="3">
       <w:start w:val="1"/>
@@ -521,6 +507,7 @@
         </w:tabs>
         <w:ind w:left="1800" w:hanging="360"/>
       </w:pPr>
+      <w:rPr/>
     </w:lvl>
     <w:lvl w:ilvl="4">
       <w:start w:val="1"/>
@@ -533,6 +520,7 @@
         </w:tabs>
         <w:ind w:left="2160" w:hanging="360"/>
       </w:pPr>
+      <w:rPr/>
     </w:lvl>
     <w:lvl w:ilvl="5">
       <w:start w:val="1"/>
@@ -545,6 +533,7 @@
         </w:tabs>
         <w:ind w:left="2520" w:hanging="360"/>
       </w:pPr>
+      <w:rPr/>
     </w:lvl>
     <w:lvl w:ilvl="6">
       <w:start w:val="1"/>
@@ -557,6 +546,7 @@
         </w:tabs>
         <w:ind w:left="2880" w:hanging="360"/>
       </w:pPr>
+      <w:rPr/>
     </w:lvl>
     <w:lvl w:ilvl="7">
       <w:start w:val="1"/>
@@ -569,6 +559,7 @@
         </w:tabs>
         <w:ind w:left="3240" w:hanging="360"/>
       </w:pPr>
+      <w:rPr/>
     </w:lvl>
     <w:lvl w:ilvl="8">
       <w:start w:val="1"/>
@@ -581,6 +572,7 @@
         </w:tabs>
         <w:ind w:left="3600" w:hanging="360"/>
       </w:pPr>
+      <w:rPr/>
     </w:lvl>
   </w:abstractNum>
   <w:abstractNum w:abstractNumId="4">
@@ -608,6 +600,7 @@
         </w:tabs>
         <w:ind w:left="1080" w:hanging="360"/>
       </w:pPr>
+      <w:rPr/>
     </w:lvl>
     <w:lvl w:ilvl="2">
       <w:start w:val="1"/>
@@ -620,6 +613,7 @@
         </w:tabs>
         <w:ind w:left="1440" w:hanging="360"/>
       </w:pPr>
+      <w:rPr/>
     </w:lvl>
     <w:lvl w:ilvl="3">
       <w:start w:val="1"/>
@@ -632,6 +626,7 @@
         </w:tabs>
         <w:ind w:left="1800" w:hanging="360"/>
       </w:pPr>
+      <w:rPr/>
     </w:lvl>
     <w:lvl w:ilvl="4">
       <w:start w:val="1"/>
@@ -644,6 +639,7 @@
         </w:tabs>
         <w:ind w:left="2160" w:hanging="360"/>
       </w:pPr>
+      <w:rPr/>
     </w:lvl>
     <w:lvl w:ilvl="5">
       <w:start w:val="1"/>
@@ -656,6 +652,7 @@
         </w:tabs>
         <w:ind w:left="2520" w:hanging="360"/>
       </w:pPr>
+      <w:rPr/>
     </w:lvl>
     <w:lvl w:ilvl="6">
       <w:start w:val="1"/>
@@ -668,6 +665,7 @@
         </w:tabs>
         <w:ind w:left="2880" w:hanging="360"/>
       </w:pPr>
+      <w:rPr/>
     </w:lvl>
     <w:lvl w:ilvl="7">
       <w:start w:val="1"/>
@@ -680,6 +678,7 @@
         </w:tabs>
         <w:ind w:left="3240" w:hanging="360"/>
       </w:pPr>
+      <w:rPr/>
     </w:lvl>
     <w:lvl w:ilvl="8">
       <w:start w:val="1"/>
@@ -692,6 +691,7 @@
         </w:tabs>
         <w:ind w:left="3600" w:hanging="360"/>
       </w:pPr>
+      <w:rPr/>
     </w:lvl>
   </w:abstractNum>
   <w:abstractNum w:abstractNumId="5">
@@ -719,6 +719,7 @@
         </w:tabs>
         <w:ind w:left="1080" w:hanging="360"/>
       </w:pPr>
+      <w:rPr/>
     </w:lvl>
     <w:lvl w:ilvl="2">
       <w:start w:val="1"/>
@@ -731,6 +732,7 @@
         </w:tabs>
         <w:ind w:left="1440" w:hanging="360"/>
       </w:pPr>
+      <w:rPr/>
     </w:lvl>
     <w:lvl w:ilvl="3">
       <w:start w:val="1"/>
@@ -743,6 +745,7 @@
         </w:tabs>
         <w:ind w:left="1800" w:hanging="360"/>
       </w:pPr>
+      <w:rPr/>
     </w:lvl>
     <w:lvl w:ilvl="4">
       <w:start w:val="1"/>
@@ -755,6 +758,7 @@
         </w:tabs>
         <w:ind w:left="2160" w:hanging="360"/>
       </w:pPr>
+      <w:rPr/>
     </w:lvl>
     <w:lvl w:ilvl="5">
       <w:start w:val="1"/>
@@ -767,6 +771,7 @@
         </w:tabs>
         <w:ind w:left="2520" w:hanging="360"/>
       </w:pPr>
+      <w:rPr/>
     </w:lvl>
     <w:lvl w:ilvl="6">
       <w:start w:val="1"/>
@@ -779,6 +784,7 @@
         </w:tabs>
         <w:ind w:left="2880" w:hanging="360"/>
       </w:pPr>
+      <w:rPr/>
     </w:lvl>
     <w:lvl w:ilvl="7">
       <w:start w:val="1"/>
@@ -791,6 +797,7 @@
         </w:tabs>
         <w:ind w:left="3240" w:hanging="360"/>
       </w:pPr>
+      <w:rPr/>
     </w:lvl>
     <w:lvl w:ilvl="8">
       <w:start w:val="1"/>
@@ -803,6 +810,7 @@
         </w:tabs>
         <w:ind w:left="3600" w:hanging="360"/>
       </w:pPr>
+      <w:rPr/>
     </w:lvl>
   </w:abstractNum>
   <w:abstractNum w:abstractNumId="6">
@@ -830,6 +838,7 @@
         </w:tabs>
         <w:ind w:left="1080" w:hanging="360"/>
       </w:pPr>
+      <w:rPr/>
     </w:lvl>
     <w:lvl w:ilvl="2">
       <w:start w:val="1"/>
@@ -842,6 +851,7 @@
         </w:tabs>
         <w:ind w:left="1440" w:hanging="360"/>
       </w:pPr>
+      <w:rPr/>
     </w:lvl>
     <w:lvl w:ilvl="3">
       <w:start w:val="1"/>
@@ -854,6 +864,7 @@
         </w:tabs>
         <w:ind w:left="1800" w:hanging="360"/>
       </w:pPr>
+      <w:rPr/>
     </w:lvl>
     <w:lvl w:ilvl="4">
       <w:start w:val="1"/>
@@ -866,6 +877,7 @@
         </w:tabs>
         <w:ind w:left="2160" w:hanging="360"/>
       </w:pPr>
+      <w:rPr/>
     </w:lvl>
     <w:lvl w:ilvl="5">
       <w:start w:val="1"/>
@@ -878,6 +890,7 @@
         </w:tabs>
         <w:ind w:left="2520" w:hanging="360"/>
       </w:pPr>
+      <w:rPr/>
     </w:lvl>
     <w:lvl w:ilvl="6">
       <w:start w:val="1"/>
@@ -890,6 +903,7 @@
         </w:tabs>
         <w:ind w:left="2880" w:hanging="360"/>
       </w:pPr>
+      <w:rPr/>
     </w:lvl>
     <w:lvl w:ilvl="7">
       <w:start w:val="1"/>
@@ -902,6 +916,7 @@
         </w:tabs>
         <w:ind w:left="3240" w:hanging="360"/>
       </w:pPr>
+      <w:rPr/>
     </w:lvl>
     <w:lvl w:ilvl="8">
       <w:start w:val="1"/>
@@ -914,6 +929,7 @@
         </w:tabs>
         <w:ind w:left="3600" w:hanging="360"/>
       </w:pPr>
+      <w:rPr/>
     </w:lvl>
   </w:abstractNum>
   <w:abstractNum w:abstractNumId="7">
@@ -1221,6 +1237,7 @@
     <w:rsid w:val="00fc693f"/>
     <w:pPr>
       <w:widowControl/>
+      <w:suppressAutoHyphens w:val="true"/>
       <w:bidi w:val="0"/>
       <w:spacing w:lineRule="auto" w:line="276" w:before="0" w:after="200"/>
       <w:jc w:val="left"/>
@@ -1246,6 +1263,7 @@
       <w:keepNext w:val="true"/>
       <w:keepLines/>
       <w:spacing w:before="480" w:after="0"/>
+      <w:jc w:val="left"/>
       <w:outlineLvl w:val="0"/>
     </w:pPr>
     <w:rPr>
@@ -1253,8 +1271,8 @@
       <w:b/>
       <w:bCs/>
       <w:color w:val="365F91" w:themeColor="accent1" w:themeShade="bf"/>
-      <w:sz w:val="28"/>
-      <w:szCs w:val="28"/>
+      <w:sz w:val="22"/>
+      <w:szCs w:val="22"/>
     </w:rPr>
   </w:style>
   <w:style w:type="paragraph" w:styleId="Heading2">
@@ -1913,6 +1931,7 @@
     <w:rsid w:val="00fc693f"/>
     <w:pPr>
       <w:widowControl/>
+      <w:suppressAutoHyphens w:val="true"/>
       <w:bidi w:val="0"/>
       <w:spacing w:lineRule="auto" w:line="240" w:before="0" w:after="0"/>
       <w:jc w:val="left"/>
@@ -2011,24 +2030,29 @@
       <w:szCs w:val="16"/>
     </w:rPr>
   </w:style>
-  <w:style w:type="paragraph" w:styleId="List2">
+  <w:style w:type="paragraph" w:styleId="ListBullet3">
     <w:name w:val="List Bullet 3"/>
     <w:basedOn w:val="Normal"/>
     <w:uiPriority w:val="99"/>
     <w:unhideWhenUsed/>
+    <w:qFormat/>
     <w:rsid w:val="00326f90"/>
     <w:pPr>
+      <w:numPr>
+        <w:ilvl w:val="0"/>
+        <w:numId w:val="3"/>
+      </w:numPr>
       <w:spacing w:before="0" w:after="200"/>
-      <w:ind w:left="720" w:hanging="360"/>
       <w:contextualSpacing/>
     </w:pPr>
     <w:rPr/>
   </w:style>
-  <w:style w:type="paragraph" w:styleId="List3">
+  <w:style w:type="paragraph" w:styleId="ListBullet4">
     <w:name w:val="List Bullet 4"/>
     <w:basedOn w:val="Normal"/>
     <w:uiPriority w:val="99"/>
     <w:unhideWhenUsed/>
+    <w:qFormat/>
     <w:rsid w:val="00326f90"/>
     <w:pPr>
       <w:spacing w:before="0" w:after="200"/>
@@ -2065,23 +2089,6 @@
       <w:numPr>
         <w:ilvl w:val="0"/>
         <w:numId w:val="2"/>
-      </w:numPr>
-      <w:spacing w:before="0" w:after="200"/>
-      <w:contextualSpacing/>
-    </w:pPr>
-    <w:rPr/>
-  </w:style>
-  <w:style w:type="paragraph" w:styleId="ListBullet3">
-    <w:name w:val="List Bullet 3"/>
-    <w:basedOn w:val="Normal"/>
-    <w:uiPriority w:val="99"/>
-    <w:unhideWhenUsed/>
-    <w:qFormat/>
-    <w:rsid w:val="00326f90"/>
-    <w:pPr>
-      <w:numPr>
-        <w:ilvl w:val="0"/>
-        <w:numId w:val="3"/>
       </w:numPr>
       <w:spacing w:before="0" w:after="200"/>
       <w:contextualSpacing/>
@@ -2200,6 +2207,7 @@
         <w:tab w:val="left" w:pos="3456" w:leader="none"/>
         <w:tab w:val="left" w:pos="4032" w:leader="none"/>
       </w:tabs>
+      <w:suppressAutoHyphens w:val="true"/>
       <w:bidi w:val="0"/>
       <w:spacing w:lineRule="auto" w:line="276" w:before="0" w:after="200"/>
       <w:jc w:val="left"/>

--- a/assets/libreoffice_writ_njc/f0e1ab09-6fbd-4b2c-a67f-ebc8717462c3/Guide_L3_05.docx
+++ b/assets/libreoffice_writ_njc/f0e1ab09-6fbd-4b2c-a67f-ebc8717462c3/Guide_L3_05.docx
@@ -7,17 +7,15 @@
         <w:pStyle w:val="Title"/>
         <w:jc w:val="center"/>
         <w:rPr>
-          <w:b w:val="false"/>
-          <w:b w:val="false"/>
-          <w:bCs w:val="false"/>
-          <w:sz w:val="48"/>
-          <w:szCs w:val="48"/>
+          <w:b/>
+          <w:b/>
+          <w:bCs/>
         </w:rPr>
       </w:pPr>
       <w:r>
         <w:rPr>
-          <w:b w:val="false"/>
-          <w:bCs w:val="false"/>
+          <w:b/>
+          <w:bCs/>
           <w:sz w:val="48"/>
           <w:szCs w:val="48"/>
         </w:rPr>
@@ -45,12 +43,12 @@
       <w:pPr>
         <w:pStyle w:val="Heading1"/>
         <w:rPr>
-          <w:color w:val="127622"/>
+          <w:color w:val="00A933"/>
         </w:rPr>
       </w:pPr>
       <w:r>
         <w:rPr>
-          <w:color w:val="127622"/>
+          <w:color w:val="00A933"/>
         </w:rPr>
         <w:t>Week 1: Getting Started</w:t>
       </w:r>
@@ -76,12 +74,12 @@
       <w:pPr>
         <w:pStyle w:val="Heading1"/>
         <w:rPr>
-          <w:color w:val="127622"/>
+          <w:color w:val="00A933"/>
         </w:rPr>
       </w:pPr>
       <w:r>
         <w:rPr>
-          <w:color w:val="127622"/>
+          <w:color w:val="00A933"/>
         </w:rPr>
         <w:t>Week 2: Learning the Tools</w:t>
       </w:r>
@@ -108,15 +106,14 @@
         <w:pStyle w:val="Heading1"/>
         <w:jc w:val="left"/>
         <w:rPr>
-          <w:sz w:val="22"/>
-          <w:szCs w:val="22"/>
+          <w:color w:val="00A933"/>
         </w:rPr>
       </w:pPr>
       <w:r>
         <w:rPr>
           <w:b w:val="false"/>
           <w:bCs w:val="false"/>
-          <w:color w:val="006400"/>
+          <w:color w:val="00A933"/>
           <w:sz w:val="22"/>
           <w:szCs w:val="22"/>
         </w:rPr>
@@ -145,15 +142,14 @@
         <w:pStyle w:val="Heading1"/>
         <w:jc w:val="left"/>
         <w:rPr>
-          <w:sz w:val="22"/>
-          <w:szCs w:val="22"/>
+          <w:color w:val="00A933"/>
         </w:rPr>
       </w:pPr>
       <w:r>
         <w:rPr>
           <w:b w:val="false"/>
           <w:bCs w:val="false"/>
-          <w:color w:val="006400"/>
+          <w:color w:val="00A933"/>
           <w:sz w:val="22"/>
           <w:szCs w:val="22"/>
         </w:rPr>
@@ -176,7 +172,25 @@
           <w:sz w:val="22"/>
           <w:szCs w:val="22"/>
         </w:rPr>
-        <w:t>Participate fully in sprint ceremonies. Take ownership of a small feature or bug fix. Schedule your 30-day check-in with HR and your manager. Provide feedback on the o</w:t>
+        <w:t xml:space="preserve">Participate fully in sprint ceremonies. Take ownership of a small feature or bug fix. </w:t>
+      </w:r>
+      <w:r>
+        <w:rPr>
+          <w:i w:val="false"/>
+          <w:iCs w:val="false"/>
+          <w:sz w:val="22"/>
+          <w:szCs w:val="22"/>
+        </w:rPr>
+        <w:t>Schedule your 30-day check-in with HR and your manager.</w:t>
+      </w:r>
+      <w:r>
+        <w:rPr>
+          <w:i/>
+          <w:iCs/>
+          <w:sz w:val="22"/>
+          <w:szCs w:val="22"/>
+        </w:rPr>
+        <w:t xml:space="preserve"> Provide feedback on the o</w:t>
       </w:r>
     </w:p>
     <w:p>

--- a/assets/libreoffice_writ_njc/f0e1ab09-6fbd-4b2c-a67f-ebc8717462c3/Guide_L3_05.docx
+++ b/assets/libreoffice_writ_njc/f0e1ab09-6fbd-4b2c-a67f-ebc8717462c3/Guide_L3_05.docx
@@ -5,7 +5,7 @@
     <w:p>
       <w:pPr>
         <w:pStyle w:val="Title"/>
-        <w:jc w:val="center"/>
+        <w:jc w:val="right"/>
         <w:rPr>
           <w:b/>
           <w:b/>
@@ -43,12 +43,17 @@
       <w:pPr>
         <w:pStyle w:val="Heading1"/>
         <w:rPr>
-          <w:color w:val="00A933"/>
+          <w:b/>
+          <w:b/>
+          <w:bCs/>
+          <w:color w:val="006400"/>
         </w:rPr>
       </w:pPr>
       <w:r>
         <w:rPr>
-          <w:color w:val="00A933"/>
+          <w:b/>
+          <w:bCs/>
+          <w:color w:val="006400"/>
         </w:rPr>
         <w:t>Week 1: Getting Started</w:t>
       </w:r>
@@ -74,12 +79,17 @@
       <w:pPr>
         <w:pStyle w:val="Heading1"/>
         <w:rPr>
-          <w:color w:val="00A933"/>
+          <w:b/>
+          <w:b/>
+          <w:bCs/>
+          <w:color w:val="006400"/>
         </w:rPr>
       </w:pPr>
       <w:r>
         <w:rPr>
-          <w:color w:val="00A933"/>
+          <w:b/>
+          <w:bCs/>
+          <w:color w:val="006400"/>
         </w:rPr>
         <w:t>Week 2: Learning the Tools</w:t>
       </w:r>
@@ -106,14 +116,17 @@
         <w:pStyle w:val="Heading1"/>
         <w:jc w:val="left"/>
         <w:rPr>
-          <w:color w:val="00A933"/>
+          <w:b w:val="false"/>
+          <w:b w:val="false"/>
+          <w:bCs w:val="false"/>
+          <w:color w:val="006400"/>
         </w:rPr>
       </w:pPr>
       <w:r>
         <w:rPr>
           <w:b w:val="false"/>
           <w:bCs w:val="false"/>
-          <w:color w:val="00A933"/>
+          <w:color w:val="006400"/>
           <w:sz w:val="22"/>
           <w:szCs w:val="22"/>
         </w:rPr>
@@ -140,18 +153,13 @@
     <w:p>
       <w:pPr>
         <w:pStyle w:val="Heading1"/>
-        <w:jc w:val="left"/>
         <w:rPr>
-          <w:color w:val="00A933"/>
+          <w:color w:val="006400"/>
         </w:rPr>
       </w:pPr>
       <w:r>
         <w:rPr>
-          <w:b w:val="false"/>
-          <w:bCs w:val="false"/>
-          <w:color w:val="00A933"/>
-          <w:sz w:val="22"/>
-          <w:szCs w:val="22"/>
+          <w:color w:val="006400"/>
         </w:rPr>
         <w:t>Week 4: Integration</w:t>
       </w:r>
@@ -172,25 +180,7 @@
           <w:sz w:val="22"/>
           <w:szCs w:val="22"/>
         </w:rPr>
-        <w:t xml:space="preserve">Participate fully in sprint ceremonies. Take ownership of a small feature or bug fix. </w:t>
-      </w:r>
-      <w:r>
-        <w:rPr>
-          <w:i w:val="false"/>
-          <w:iCs w:val="false"/>
-          <w:sz w:val="22"/>
-          <w:szCs w:val="22"/>
-        </w:rPr>
-        <w:t>Schedule your 30-day check-in with HR and your manager.</w:t>
-      </w:r>
-      <w:r>
-        <w:rPr>
-          <w:i/>
-          <w:iCs/>
-          <w:sz w:val="22"/>
-          <w:szCs w:val="22"/>
-        </w:rPr>
-        <w:t xml:space="preserve"> Provide feedback on the o</w:t>
+        <w:t>Participate fully in sprint ceremonies. Take ownership of a small feature or bug fix. Schedule your 30-day check-in with HR and your manager. Provide feedback on the o</w:t>
       </w:r>
     </w:p>
     <w:p>
@@ -208,7 +198,14 @@
           <w:sz w:val="22"/>
           <w:szCs w:val="22"/>
         </w:rPr>
-        <w:t>Questions? Contact your HR representative or email onboarding@innovatetech.com</w:t>
+        <w:t>Questions?  Contact your HR representative or email onboarding@innovatetech.</w:t>
+      </w:r>
+      <w:r>
+        <w:rPr>
+          <w:sz w:val="22"/>
+          <w:szCs w:val="22"/>
+        </w:rPr>
+        <w:t>com</w:t>
       </w:r>
     </w:p>
     <w:sectPr>
@@ -1828,6 +1825,13 @@
       <w:bCs/>
       <w:smallCaps/>
       <w:spacing w:val="5"/>
+    </w:rPr>
+  </w:style>
+  <w:style w:type="character" w:styleId="InternetLink">
+    <w:name w:val="Hyperlink"/>
+    <w:rPr>
+      <w:color w:val="000080"/>
+      <w:u w:val="single"/>
     </w:rPr>
   </w:style>
   <w:style w:type="paragraph" w:styleId="Heading">

--- a/assets/libreoffice_writ_njc/f0e1ab09-6fbd-4b2c-a67f-ebc8717462c3/Guide_L3_05.docx
+++ b/assets/libreoffice_writ_njc/f0e1ab09-6fbd-4b2c-a67f-ebc8717462c3/Guide_L3_05.docx
@@ -5,7 +5,7 @@
     <w:p>
       <w:pPr>
         <w:pStyle w:val="Title"/>
-        <w:jc w:val="right"/>
+        <w:jc w:val="center"/>
         <w:rPr>
           <w:b/>
           <w:b/>
@@ -19,13 +19,13 @@
           <w:sz w:val="48"/>
           <w:szCs w:val="48"/>
         </w:rPr>
-        <w:t>Employee Onboarding Guide</w:t>
+        <w:t>InnovateTech Corp.</w:t>
       </w:r>
     </w:p>
     <w:p>
       <w:pPr>
         <w:pStyle w:val="Normal"/>
-        <w:jc w:val="left"/>
+        <w:jc w:val="center"/>
         <w:rPr>
           <w:sz w:val="22"/>
           <w:szCs w:val="22"/>
@@ -36,24 +36,27 @@
           <w:sz w:val="22"/>
           <w:szCs w:val="22"/>
         </w:rPr>
-        <w:t>Welcome to InnovateTech Corp.!</w:t>
+        <w:t>Welcome to InnI.!</w:t>
       </w:r>
     </w:p>
     <w:p>
       <w:pPr>
         <w:pStyle w:val="Heading1"/>
         <w:rPr>
-          <w:b/>
-          <w:b/>
-          <w:bCs/>
+          <w:b w:val="false"/>
+          <w:b w:val="false"/>
+          <w:bCs w:val="false"/>
           <w:color w:val="006400"/>
         </w:rPr>
       </w:pPr>
       <w:r>
         <w:rPr>
-          <w:b/>
-          <w:bCs/>
+          <w:b w:val="false"/>
+          <w:bCs w:val="false"/>
           <w:color w:val="006400"/>
+          <w:sz w:val="22"/>
+          <w:szCs w:val="22"/>
+          <w:shd w:fill="006400" w:val="clear"/>
         </w:rPr>
         <w:t>Week 1: Getting Started</w:t>
       </w:r>
@@ -63,12 +66,17 @@
         <w:pStyle w:val="Normal"/>
         <w:jc w:val="left"/>
         <w:rPr>
+          <w:i/>
+          <w:i/>
+          <w:iCs/>
           <w:sz w:val="22"/>
           <w:szCs w:val="22"/>
         </w:rPr>
       </w:pPr>
       <w:r>
         <w:rPr>
+          <w:i/>
+          <w:iCs/>
           <w:sz w:val="22"/>
           <w:szCs w:val="22"/>
         </w:rPr>
@@ -82,14 +90,18 @@
           <w:b/>
           <w:b/>
           <w:bCs/>
-          <w:color w:val="006400"/>
+          <w:color w:val="127622"/>
         </w:rPr>
       </w:pPr>
       <w:r>
         <w:rPr>
           <w:b/>
           <w:bCs/>
-          <w:color w:val="006400"/>
+          <w:i/>
+          <w:iCs/>
+          <w:color w:val="127622"/>
+          <w:sz w:val="22"/>
+          <w:szCs w:val="22"/>
         </w:rPr>
         <w:t>Week 2: Learning the Tools</w:t>
       </w:r>
@@ -99,12 +111,17 @@
         <w:pStyle w:val="Normal"/>
         <w:jc w:val="left"/>
         <w:rPr>
+          <w:i/>
+          <w:i/>
+          <w:iCs/>
           <w:sz w:val="22"/>
           <w:szCs w:val="22"/>
         </w:rPr>
       </w:pPr>
       <w:r>
         <w:rPr>
+          <w:i/>
+          <w:iCs/>
           <w:sz w:val="22"/>
           <w:szCs w:val="22"/>
         </w:rPr>
@@ -116,21 +133,35 @@
         <w:pStyle w:val="Heading1"/>
         <w:jc w:val="left"/>
         <w:rPr>
-          <w:b w:val="false"/>
-          <w:b w:val="false"/>
-          <w:bCs w:val="false"/>
-          <w:color w:val="006400"/>
+          <w:b/>
+          <w:b/>
+          <w:bCs/>
+          <w:color w:val="127622"/>
         </w:rPr>
       </w:pPr>
       <w:r>
         <w:rPr>
-          <w:b w:val="false"/>
-          <w:bCs w:val="false"/>
-          <w:color w:val="006400"/>
+          <w:b/>
+          <w:bCs/>
+          <w:i/>
+          <w:iCs/>
+          <w:color w:val="127622"/>
           <w:sz w:val="22"/>
           <w:szCs w:val="22"/>
         </w:rPr>
-        <w:t>Week 3: First Contributions</w:t>
+        <w:t>Week 3: First Contribution</w:t>
+      </w:r>
+      <w:r>
+        <w:rPr>
+          <w:b/>
+          <w:bCs/>
+          <w:i/>
+          <w:iCs/>
+          <w:color w:val="127622"/>
+          <w:sz w:val="22"/>
+          <w:szCs w:val="22"/>
+        </w:rPr>
+        <w:t>s</w:t>
       </w:r>
     </w:p>
     <w:p>
@@ -138,12 +169,17 @@
         <w:pStyle w:val="Normal"/>
         <w:jc w:val="left"/>
         <w:rPr>
+          <w:i/>
+          <w:i/>
+          <w:iCs/>
           <w:sz w:val="22"/>
           <w:szCs w:val="22"/>
         </w:rPr>
       </w:pPr>
       <w:r>
         <w:rPr>
+          <w:i/>
+          <w:iCs/>
           <w:sz w:val="22"/>
           <w:szCs w:val="22"/>
         </w:rPr>
@@ -153,13 +189,22 @@
     <w:p>
       <w:pPr>
         <w:pStyle w:val="Heading1"/>
+        <w:jc w:val="left"/>
         <w:rPr>
-          <w:color w:val="006400"/>
+          <w:i w:val="false"/>
+          <w:i w:val="false"/>
+          <w:iCs w:val="false"/>
         </w:rPr>
       </w:pPr>
       <w:r>
         <w:rPr>
+          <w:b/>
+          <w:bCs/>
+          <w:i w:val="false"/>
+          <w:iCs w:val="false"/>
           <w:color w:val="006400"/>
+          <w:sz w:val="22"/>
+          <w:szCs w:val="22"/>
         </w:rPr>
         <w:t>Week 4: Integration</w:t>
       </w:r>
@@ -168,7 +213,40 @@
       <w:pPr>
         <w:pStyle w:val="Normal"/>
         <w:jc w:val="left"/>
+        <w:rPr/>
+      </w:pPr>
+      <w:r>
         <w:rPr>
+          <w:b/>
+          <w:bCs/>
+          <w:i/>
+          <w:iCs/>
+          <w:sz w:val="22"/>
+          <w:szCs w:val="22"/>
+        </w:rPr>
+        <w:t xml:space="preserve">Participate fully in sprint ceremonies. Take ownership of a small feature or bug fix. Schedule your 30-day check-in with HR and your manager. Provide feedback on the oQuestions? Contact your HR representative or email </w:t>
+      </w:r>
+      <w:r>
+        <w:rPr>
+          <w:rStyle w:val="InternetLink"/>
+          <w:b/>
+          <w:bCs/>
+          <w:i/>
+          <w:iCs/>
+          <w:sz w:val="22"/>
+          <w:szCs w:val="22"/>
+        </w:rPr>
+        <w:t>onboarding@innovatetech.com</w:t>
+      </w:r>
+    </w:p>
+    <w:p>
+      <w:pPr>
+        <w:pStyle w:val="Normal"/>
+        <w:jc w:val="left"/>
+        <w:rPr>
+          <w:i/>
+          <w:i/>
+          <w:iCs/>
           <w:sz w:val="22"/>
           <w:szCs w:val="22"/>
         </w:rPr>
@@ -180,7 +258,62 @@
           <w:sz w:val="22"/>
           <w:szCs w:val="22"/>
         </w:rPr>
-        <w:t>Participate fully in sprint ceremonies. Take ownership of a small feature or bug fix. Schedule your 30-day check-in with HR and your manager. Provide feedback on the o</w:t>
+        <w:t xml:space="preserve">Questions? Contact your HR representative or email </w:t>
+      </w:r>
+      <w:hyperlink r:id="rId2">
+        <w:r>
+          <w:rPr>
+            <w:rStyle w:val="InternetLink"/>
+            <w:i/>
+            <w:iCs/>
+            <w:sz w:val="22"/>
+            <w:szCs w:val="22"/>
+          </w:rPr>
+          <w:t>onboarding@innovatetech.comQuestions</w:t>
+        </w:r>
+      </w:hyperlink>
+      <w:r>
+        <w:rPr>
+          <w:i/>
+          <w:iCs/>
+          <w:sz w:val="22"/>
+          <w:szCs w:val="22"/>
+        </w:rPr>
+        <w:t xml:space="preserve">? Contact your HR representative or email </w:t>
+      </w:r>
+      <w:hyperlink r:id="rId4">
+        <w:r>
+          <w:rPr>
+            <w:rStyle w:val="InternetLink"/>
+            <w:i/>
+            <w:iCs/>
+            <w:sz w:val="22"/>
+            <w:szCs w:val="22"/>
+          </w:rPr>
+          <w:t>onboarding@innovatetech.com</w:t>
+        </w:r>
+      </w:hyperlink>
+    </w:p>
+    <w:p>
+      <w:pPr>
+        <w:pStyle w:val="Normal"/>
+        <w:jc w:val="left"/>
+        <w:rPr>
+          <w:i/>
+          <w:i/>
+          <w:iCs/>
+          <w:sz w:val="22"/>
+          <w:szCs w:val="22"/>
+        </w:rPr>
+      </w:pPr>
+      <w:r>
+        <w:rPr>
+          <w:i/>
+          <w:iCs/>
+          <w:sz w:val="22"/>
+          <w:szCs w:val="22"/>
+        </w:rPr>
+        <w:t>Questions? Contact your HR representative or email onboarding@innovatetech.com</w:t>
       </w:r>
     </w:p>
     <w:p>
@@ -198,14 +331,20 @@
           <w:sz w:val="22"/>
           <w:szCs w:val="22"/>
         </w:rPr>
-        <w:t>Questions?  Contact your HR representative or email onboarding@innovatetech.</w:t>
       </w:r>
-      <w:r>
+    </w:p>
+    <w:p>
+      <w:pPr>
+        <w:pStyle w:val="Normal"/>
+        <w:spacing w:before="0" w:after="200"/>
+        <w:jc w:val="left"/>
         <w:rPr>
           <w:sz w:val="22"/>
           <w:szCs w:val="22"/>
         </w:rPr>
-        <w:t>com</w:t>
+      </w:pPr>
+      <w:r>
+        <w:rPr/>
       </w:r>
     </w:p>
     <w:sectPr>
